--- a/templates/documents/document.docx
+++ b/templates/documents/document.docx
@@ -73,13 +73,7 @@
           <w:lang w:val="ru-RU"/>
         </w:rPr>
         <w:br/>
-        <w:t xml:space="preserve">Настоящий документ является официальным предложением Индивидуального </w:t>
-      </w:r>
-      <w:r>
-        <w:rPr>
-          <w:lang w:val="ru-RU"/>
-        </w:rPr>
-        <w:t>предпринимателя</w:t>
+        <w:t>Настоящий документ является официальным предложением Индивидуального предпринимателя</w:t>
       </w:r>
       <w:r>
         <w:rPr>
@@ -113,13 +107,7 @@
           <w:lang w:val="ru-RU"/>
         </w:rPr>
         <w:br/>
-        <w:t>Оплата усл</w:t>
-      </w:r>
-      <w:r>
-        <w:rPr>
-          <w:lang w:val="ru-RU"/>
-        </w:rPr>
-        <w:t>уг означает полное и безоговорочное принятие условий настоящего договора.</w:t>
+        <w:t>Оплата услуг означает полное и безоговорочное принятие условий настоящего договора.</w:t>
       </w:r>
       <w:r>
         <w:rPr>
@@ -155,13 +143,7 @@
           <w:lang w:val="ru-RU"/>
         </w:rPr>
         <w:br/>
-        <w:t>Контент клуба включает материалы по тренировкам, питанию, женствен</w:t>
-      </w:r>
-      <w:r>
-        <w:rPr>
-          <w:lang w:val="ru-RU"/>
-        </w:rPr>
-        <w:t>ности, саморазвитию,</w:t>
+        <w:t>Контент клуба включает материалы по тренировкам, питанию, женственности, саморазвитию,</w:t>
       </w:r>
       <w:r>
         <w:rPr>
@@ -188,7 +170,37 @@
           <w:lang w:val="ru-RU"/>
         </w:rPr>
         <w:br/>
-        <w:t>Стоимость подписки составляет 2990 (две тысячи девятьсот девяносто) рублей</w:t>
+        <w:t>Ст</w:t>
+      </w:r>
+      <w:r>
+        <w:rPr>
+          <w:lang w:val="ru-RU"/>
+        </w:rPr>
+        <w:t>оимость подписки составляет 2999</w:t>
+      </w:r>
+      <w:r>
+        <w:rPr>
+          <w:lang w:val="ru-RU"/>
+        </w:rPr>
+        <w:t xml:space="preserve"> (две тысячи девятьсот девяносто</w:t>
+      </w:r>
+      <w:r>
+        <w:rPr>
+          <w:lang w:val="ru-RU"/>
+        </w:rPr>
+        <w:t xml:space="preserve"> </w:t>
+      </w:r>
+      <w:r>
+        <w:rPr>
+          <w:lang w:val="ru-RU"/>
+        </w:rPr>
+        <w:t>девять</w:t>
+      </w:r>
+      <w:r>
+        <w:rPr>
+          <w:lang w:val="ru-RU"/>
+        </w:rPr>
+        <w:t>) рублей</w:t>
       </w:r>
       <w:r>
         <w:rPr>
@@ -197,6 +209,8 @@
         <w:br/>
         <w:t>за 30 календарных дней доступа.</w:t>
       </w:r>
+      <w:bookmarkStart w:id="0" w:name="_GoBack"/>
+      <w:bookmarkEnd w:id="0"/>
       <w:r>
         <w:rPr>
           <w:lang w:val="ru-RU"/>
@@ -215,13 +229,7 @@
           <w:lang w:val="ru-RU"/>
         </w:rPr>
         <w:br/>
-        <w:t xml:space="preserve">Оплата производится через платежную систему </w:t>
-      </w:r>
-      <w:r>
-        <w:rPr>
-          <w:lang w:val="ru-RU"/>
-        </w:rPr>
-        <w:t>Ю</w:t>
+        <w:t>Оплата производится через платежную систему Ю</w:t>
       </w:r>
       <w:r>
         <w:t>Kassa</w:t>
@@ -253,13 +261,7 @@
         <w:rPr>
           <w:lang w:val="ru-RU"/>
         </w:rPr>
-        <w:t>‑</w:t>
-      </w:r>
-      <w:r>
-        <w:rPr>
-          <w:lang w:val="ru-RU"/>
-        </w:rPr>
-        <w:t>клуб.</w:t>
+        <w:t>‑клуб.</w:t>
       </w:r>
       <w:r>
         <w:rPr>
@@ -299,20 +301,21 @@
           <w:lang w:val="ru-RU"/>
         </w:rPr>
         <w:br/>
-        <w:t>Подписка может автоматически продлеваться на следующий</w:t>
-      </w:r>
-      <w:r>
-        <w:rPr>
-          <w:lang w:val="ru-RU"/>
-        </w:rPr>
-        <w:t xml:space="preserve"> период,</w:t>
+        <w:t>Подписка может автоматически продлеваться на следующий период,</w:t>
       </w:r>
       <w:r>
         <w:rPr>
           <w:lang w:val="ru-RU"/>
         </w:rPr>
         <w:br/>
-        <w:t>если Пользователь не отменил подписку до окончания текущего оплаченного периода.</w:t>
+        <w:t xml:space="preserve">если Пользователь не отменил подписку до окончания текущего оплаченного </w:t>
+      </w:r>
+      <w:r>
+        <w:rPr>
+          <w:lang w:val="ru-RU"/>
+        </w:rPr>
+        <w:lastRenderedPageBreak/>
+        <w:t>периода.</w:t>
       </w:r>
       <w:r>
         <w:rPr>
@@ -324,7 +327,6 @@
         <w:rPr>
           <w:lang w:val="ru-RU"/>
         </w:rPr>
-        <w:lastRenderedPageBreak/>
         <w:br/>
         <w:t>6. Отмена подписки</w:t>
       </w:r>
@@ -353,13 +355,7 @@
           <w:lang w:val="ru-RU"/>
         </w:rPr>
         <w:br/>
-        <w:t>7. Возврат денежных средс</w:t>
-      </w:r>
-      <w:r>
-        <w:rPr>
-          <w:lang w:val="ru-RU"/>
-        </w:rPr>
-        <w:t>тв</w:t>
+        <w:t>7. Возврат денежных средств</w:t>
       </w:r>
       <w:r>
         <w:rPr>
@@ -409,13 +405,7 @@
           <w:lang w:val="ru-RU"/>
         </w:rPr>
         <w:br/>
-        <w:t>Все материалы клуба являются интеллектуальн</w:t>
-      </w:r>
-      <w:r>
-        <w:rPr>
-          <w:lang w:val="ru-RU"/>
-        </w:rPr>
-        <w:t>ой собственностью Исполнителя.</w:t>
+        <w:t>Все материалы клуба являются интеллектуальной собственностью Исполнителя.</w:t>
       </w:r>
       <w:r>
         <w:rPr>
@@ -462,13 +452,7 @@
           <w:lang w:val="ru-RU"/>
         </w:rPr>
         <w:br/>
-        <w:t>ИП Михайл</w:t>
-      </w:r>
-      <w:r>
-        <w:rPr>
-          <w:lang w:val="ru-RU"/>
-        </w:rPr>
-        <w:t>ова Вероника Сергеевна</w:t>
+        <w:t>ИП Михайлова Вероника Сергеевна</w:t>
       </w:r>
       <w:r>
         <w:rPr>
@@ -593,13 +577,7 @@
           <w:lang w:val="ru-RU"/>
         </w:rPr>
         <w:br/>
-        <w:t>Исполни</w:t>
-      </w:r>
-      <w:r>
-        <w:rPr>
-          <w:lang w:val="ru-RU"/>
-        </w:rPr>
-        <w:t>тель обрабатывает персональные данные пользователей в соответствии</w:t>
+        <w:t>Исполнитель обрабатывает персональные данные пользователей в соответствии</w:t>
       </w:r>
       <w:r>
         <w:rPr>
@@ -677,13 +655,7 @@
           <w:lang w:val="ru-RU"/>
         </w:rPr>
         <w:br/>
-        <w:t>• предоставление доступа к клу</w:t>
-      </w:r>
-      <w:r>
-        <w:rPr>
-          <w:lang w:val="ru-RU"/>
-        </w:rPr>
-        <w:t>бу</w:t>
+        <w:t>• предоставление доступа к клубу</w:t>
       </w:r>
       <w:r>
         <w:rPr>
@@ -697,6 +669,12 @@
           <w:lang w:val="ru-RU"/>
         </w:rPr>
         <w:br/>
+      </w:r>
+      <w:r>
+        <w:rPr>
+          <w:lang w:val="ru-RU"/>
+        </w:rPr>
+        <w:lastRenderedPageBreak/>
         <w:t>• обратная связь с пользователями</w:t>
       </w:r>
       <w:r>
@@ -709,7 +687,6 @@
         <w:rPr>
           <w:lang w:val="ru-RU"/>
         </w:rPr>
-        <w:lastRenderedPageBreak/>
         <w:br/>
         <w:t>Исполнитель обязуется не передавать персональные данные третьим лицам,</w:t>
       </w:r>
@@ -745,13 +722,7 @@
         <w:rPr>
           <w:lang w:val="ru-RU"/>
         </w:rPr>
-        <w:t>3. СОГЛАСИЕ НА ОБРАБОТКУ ПЕ</w:t>
-      </w:r>
-      <w:r>
-        <w:rPr>
-          <w:lang w:val="ru-RU"/>
-        </w:rPr>
-        <w:t>РСОНАЛЬНЫХ ДАННЫХ</w:t>
+        <w:t>3. СОГЛАСИЕ НА ОБРАБОТКУ ПЕРСОНАЛЬНЫХ ДАННЫХ</w:t>
       </w:r>
     </w:p>
     <w:p>
@@ -840,13 +811,7 @@
           <w:lang w:val="ru-RU"/>
         </w:rPr>
         <w:br/>
-        <w:t>Данные используют</w:t>
-      </w:r>
-      <w:r>
-        <w:rPr>
-          <w:lang w:val="ru-RU"/>
-        </w:rPr>
-        <w:t>ся исключительно для оказания услуг и обработки платежей.</w:t>
+        <w:t>Данные используются исключительно для оказания услуг и обработки платежей.</w:t>
       </w:r>
       <w:r>
         <w:rPr>
@@ -934,13 +899,7 @@
           <w:lang w:val="ru-RU"/>
         </w:rPr>
         <w:br/>
-        <w:t>Исполнитель вправе ограничить доступ участни</w:t>
-      </w:r>
-      <w:r>
-        <w:rPr>
-          <w:lang w:val="ru-RU"/>
-        </w:rPr>
-        <w:t>ку,</w:t>
+        <w:t>Исполнитель вправе ограничить доступ участнику,</w:t>
       </w:r>
       <w:r>
         <w:rPr>
@@ -1056,11 +1015,11 @@
         </w:rPr>
         <w:br/>
       </w:r>
-      <w:bookmarkStart w:id="0" w:name="_GoBack"/>
-      <w:r>
-        <w:rPr>
-          <w:lang w:val="ru-RU"/>
-        </w:rPr>
+      <w:r>
+        <w:rPr>
+          <w:lang w:val="ru-RU"/>
+        </w:rPr>
+        <w:lastRenderedPageBreak/>
         <w:t>Расчетный счет: 40802810201500515418</w:t>
       </w:r>
       <w:r>
@@ -1068,20 +1027,7 @@
           <w:lang w:val="ru-RU"/>
         </w:rPr>
         <w:br/>
-      </w:r>
-      <w:bookmarkEnd w:id="0"/>
-      <w:r>
-        <w:rPr>
-          <w:lang w:val="ru-RU"/>
-        </w:rPr>
-        <w:lastRenderedPageBreak/>
-        <w:t>Корреспондент</w:t>
-      </w:r>
-      <w:r>
-        <w:rPr>
-          <w:lang w:val="ru-RU"/>
-        </w:rPr>
-        <w:t>ский счет: 30101810745374525104</w:t>
+        <w:t>Корреспондентский счет: 30101810745374525104</w:t>
       </w:r>
       <w:r>
         <w:rPr>
@@ -13006,7 +12952,7 @@
 </file>
 
 <file path=customXml/itemProps1.xml><?xml version="1.0" encoding="utf-8"?>
-<ds:datastoreItem xmlns:ds="http://schemas.openxmlformats.org/officeDocument/2006/customXml" ds:itemID="{C01D759E-C459-49B9-A6EB-D0D1F9769BC0}">
+<ds:datastoreItem xmlns:ds="http://schemas.openxmlformats.org/officeDocument/2006/customXml" ds:itemID="{C605F813-7DC5-4942-915F-89EA9A9CF741}">
   <ds:schemaRefs>
     <ds:schemaRef ds:uri="http://schemas.openxmlformats.org/officeDocument/2006/bibliography"/>
   </ds:schemaRefs>
